--- a/templates/4. Speaker Agreement.docx
+++ b/templates/4. Speaker Agreement.docx
@@ -324,7 +324,7 @@
           <w:sz w:val="22"/>
           <w:szCs w:val="22"/>
         </w:rPr>
-        <w:t xml:space="preserve">By submitting this signed form, I acknowledge that I have read and agreed to the following:</w:t>
+        <w:t xml:space="preserve">By submitting this signed form, I acknowledge that I have read and agreed to the following, including the sections on vendors and on respectful participation that appear below:</w:t>
       </w:r>
     </w:p>
     <w:p>
@@ -578,6 +578,423 @@
           <w:sz w:val="26"/>
           <w:szCs w:val="26"/>
         </w:rPr>
+        <w:t xml:space="preserve">Vendors, Products, and Services</w:t>
+      </w:r>
+    </w:p>
+    <w:p>
+      <w:pPr>
+        <w:spacing w:after="140"/>
+      </w:pPr>
+      <w:r>
+        <w:rPr>
+          <w:rFonts w:ascii="Calibri" w:cs="Calibri" w:eastAsia="Calibri" w:hAnsi="Calibri"/>
+          <w:color w:val="1A1A1A"/>
+          <w:sz w:val="22"/>
+          <w:szCs w:val="22"/>
+        </w:rPr>
+        <w:t xml:space="preserve">NACBA programs are educational, not promotional. Our members rely on NACBA precisely because we do not take sides on commercial products, and that neutrality only holds if every speaker observes it. I agree that:</w:t>
+      </w:r>
+    </w:p>
+    <w:p>
+      <w:pPr>
+        <w:pStyle w:val="ListParagraph"/>
+        <w:numPr>
+          <w:ilvl w:val="0"/>
+          <w:numId w:val="2"/>
+        </w:numPr>
+        <w:spacing w:after="90"/>
+      </w:pPr>
+      <w:r>
+        <w:rPr>
+          <w:rFonts w:ascii="Calibri" w:cs="Calibri" w:eastAsia="Calibri" w:hAnsi="Calibri"/>
+          <w:color w:val="1A1A1A"/>
+          <w:sz w:val="22"/>
+          <w:szCs w:val="22"/>
+        </w:rPr>
+        <w:t xml:space="preserve">I will not disparage any vendor, product, or service, or any identifiable company or individual, in my presentation or in my written materials.</w:t>
+      </w:r>
+    </w:p>
+    <w:p>
+      <w:pPr>
+        <w:pStyle w:val="ListParagraph"/>
+        <w:numPr>
+          <w:ilvl w:val="0"/>
+          <w:numId w:val="2"/>
+        </w:numPr>
+        <w:spacing w:after="90"/>
+      </w:pPr>
+      <w:r>
+        <w:rPr>
+          <w:rFonts w:ascii="Calibri" w:cs="Calibri" w:eastAsia="Calibri" w:hAnsi="Calibri"/>
+          <w:color w:val="1A1A1A"/>
+          <w:sz w:val="22"/>
+          <w:szCs w:val="22"/>
+        </w:rPr>
+        <w:t xml:space="preserve">I will not promote, endorse, market, or sell any vendor, product, or service — including my own, and including any in which I hold a financial interest.</w:t>
+      </w:r>
+    </w:p>
+    <w:p>
+      <w:pPr>
+        <w:pStyle w:val="ListParagraph"/>
+        <w:numPr>
+          <w:ilvl w:val="0"/>
+          <w:numId w:val="2"/>
+        </w:numPr>
+        <w:spacing w:after="90"/>
+      </w:pPr>
+      <w:r>
+        <w:rPr>
+          <w:rFonts w:ascii="Calibri" w:cs="Calibri" w:eastAsia="Calibri" w:hAnsi="Calibri"/>
+          <w:color w:val="1A1A1A"/>
+          <w:sz w:val="22"/>
+          <w:szCs w:val="22"/>
+        </w:rPr>
+        <w:t xml:space="preserve">Where a tool is genuinely relevant to the substance of the program, I may describe it only as my own practice choice — “this is what I use” — without recommending that attendees adopt it and without comparing it to alternatives.</w:t>
+      </w:r>
+    </w:p>
+    <w:p>
+      <w:pPr>
+        <w:pStyle w:val="ListParagraph"/>
+        <w:numPr>
+          <w:ilvl w:val="0"/>
+          <w:numId w:val="2"/>
+        </w:numPr>
+        <w:spacing w:after="90"/>
+      </w:pPr>
+      <w:r>
+        <w:rPr>
+          <w:rFonts w:ascii="Calibri" w:cs="Calibri" w:eastAsia="Calibri" w:hAnsi="Calibri"/>
+          <w:color w:val="1A1A1A"/>
+          <w:sz w:val="22"/>
+          <w:szCs w:val="22"/>
+        </w:rPr>
+        <w:t xml:space="preserve">If an attendee asks directly what I use, I may answer briefly and factually, and will then return to the substance of the program. I will not treat the question as an invitation to promote.</w:t>
+      </w:r>
+    </w:p>
+    <w:p>
+      <w:pPr>
+        <w:pStyle w:val="ListParagraph"/>
+        <w:numPr>
+          <w:ilvl w:val="0"/>
+          <w:numId w:val="2"/>
+        </w:numPr>
+        <w:spacing w:after="90"/>
+      </w:pPr>
+      <w:r>
+        <w:rPr>
+          <w:rFonts w:ascii="Calibri" w:cs="Calibri" w:eastAsia="Calibri" w:hAnsi="Calibri"/>
+          <w:color w:val="1A1A1A"/>
+          <w:sz w:val="22"/>
+          <w:szCs w:val="22"/>
+        </w:rPr>
+        <w:t xml:space="preserve">I will not make comparative claims about competing products, and I will not comment on any vendor's legal compliance, ethics, or trustworthiness.</w:t>
+      </w:r>
+    </w:p>
+    <w:p>
+      <w:pPr>
+        <w:pStyle w:val="ListParagraph"/>
+        <w:numPr>
+          <w:ilvl w:val="0"/>
+          <w:numId w:val="2"/>
+        </w:numPr>
+        <w:spacing w:after="90"/>
+      </w:pPr>
+      <w:r>
+        <w:rPr>
+          <w:rFonts w:ascii="Calibri" w:cs="Calibri" w:eastAsia="Calibri" w:hAnsi="Calibri"/>
+          <w:color w:val="1A1A1A"/>
+          <w:sz w:val="22"/>
+          <w:szCs w:val="22"/>
+        </w:rPr>
+        <w:t xml:space="preserve">I will disclose to NACBA in advance any sponsorship, referral arrangement, ownership interest, or compensation I have from any vendor I expect to mention.</w:t>
+      </w:r>
+    </w:p>
+    <w:p>
+      <w:pPr>
+        <w:spacing w:before="200"/>
+      </w:pPr>
+    </w:p>
+    <w:tbl>
+      <w:tblPr>
+        <w:tblW w:type="dxa" w:w="10080"/>
+        <w:tblBorders>
+          <w:top w:val="single" w:color="4F98CA" w:sz="2"/>
+          <w:left w:val="single" w:color="4F98CA" w:sz="18"/>
+          <w:bottom w:val="single" w:color="4F98CA" w:sz="2"/>
+          <w:right w:val="single" w:color="4F98CA" w:sz="2"/>
+          <w:insideH w:val="none"/>
+          <w:insideV w:val="none"/>
+        </w:tblBorders>
+      </w:tblPr>
+      <w:tblGrid>
+        <w:gridCol w:w="10080"/>
+      </w:tblGrid>
+      <w:tr>
+        <w:tc>
+          <w:tcPr>
+            <w:tcW w:type="dxa" w:w="10080"/>
+            <w:shd w:fill="F2F8FC" w:val="clear"/>
+            <w:tcMar>
+              <w:top w:type="dxa" w:w="160"/>
+              <w:left w:type="dxa" w:w="200"/>
+              <w:bottom w:type="dxa" w:w="160"/>
+              <w:right w:type="dxa" w:w="200"/>
+            </w:tcMar>
+          </w:tcPr>
+          <w:p>
+            <w:pPr>
+              <w:spacing w:after="90"/>
+            </w:pPr>
+            <w:r>
+              <w:rPr>
+                <w:rFonts w:ascii="Calibri" w:cs="Calibri" w:eastAsia="Calibri" w:hAnsi="Calibri"/>
+                <w:b/>
+                <w:bCs/>
+                <w:caps/>
+                <w:color w:val="1D6091"/>
+                <w:spacing w:val="20"/>
+                <w:sz w:val="20"/>
+                <w:szCs w:val="20"/>
+              </w:rPr>
+              <w:t xml:space="preserve">Why this matters</w:t>
+            </w:r>
+          </w:p>
+          <w:p>
+            <w:pPr>
+              <w:spacing w:after="90"/>
+            </w:pPr>
+            <w:r>
+              <w:rPr>
+                <w:rFonts w:ascii="Calibri" w:cs="Calibri" w:eastAsia="Calibri" w:hAnsi="Calibri"/>
+                <w:color w:val="1A1A1A"/>
+                <w:sz w:val="21"/>
+                <w:szCs w:val="21"/>
+              </w:rPr>
+              <w:t xml:space="preserve">Attendees are practicing lawyers making purchasing decisions for their firms. A recommendation from a NACBA podium carries weight, and a criticism can carry legal risk for both the speaker and NACBA.</w:t>
+            </w:r>
+          </w:p>
+          <w:p>
+            <w:pPr>
+              <w:spacing w:after="0"/>
+            </w:pPr>
+            <w:r>
+              <w:rPr>
+                <w:rFonts w:ascii="Calibri" w:cs="Calibri" w:eastAsia="Calibri" w:hAnsi="Calibri"/>
+                <w:color w:val="1A1A1A"/>
+                <w:sz w:val="21"/>
+                <w:szCs w:val="21"/>
+              </w:rPr>
+              <w:t xml:space="preserve">Nothing here prevents you from teaching how a category of tool works, or from answering an honest question honestly. It prevents the program from becoming a sales pitch or a grievance.</w:t>
+            </w:r>
+          </w:p>
+        </w:tc>
+      </w:tr>
+    </w:tbl>
+    <w:p>
+      <w:pPr>
+        <w:spacing w:after="140" w:before="340"/>
+      </w:pPr>
+      <w:r>
+        <w:rPr>
+          <w:rFonts w:ascii="Calibri" w:cs="Calibri" w:eastAsia="Calibri" w:hAnsi="Calibri"/>
+          <w:b/>
+          <w:bCs/>
+          <w:color w:val="0B243A"/>
+          <w:sz w:val="26"/>
+          <w:szCs w:val="26"/>
+        </w:rPr>
+        <w:t xml:space="preserve">Respectful Participation</w:t>
+      </w:r>
+    </w:p>
+    <w:p>
+      <w:pPr>
+        <w:spacing w:after="140"/>
+      </w:pPr>
+      <w:r>
+        <w:rPr>
+          <w:rFonts w:ascii="Calibri" w:cs="Calibri" w:eastAsia="Calibri" w:hAnsi="Calibri"/>
+          <w:color w:val="1A1A1A"/>
+          <w:sz w:val="22"/>
+          <w:szCs w:val="22"/>
+        </w:rPr>
+        <w:t xml:space="preserve">NACBA's members and the clients they serve are diverse, and our programs are expected to reflect that. I have read NACBA's Diversity, Equity, and Inclusion Policy and agree to conduct myself consistently with it. I further agree that:</w:t>
+      </w:r>
+    </w:p>
+    <w:p>
+      <w:pPr>
+        <w:pStyle w:val="ListParagraph"/>
+        <w:numPr>
+          <w:ilvl w:val="0"/>
+          <w:numId w:val="2"/>
+        </w:numPr>
+        <w:spacing w:after="90"/>
+      </w:pPr>
+      <w:r>
+        <w:rPr>
+          <w:rFonts w:ascii="Calibri" w:cs="Calibri" w:eastAsia="Calibri" w:hAnsi="Calibri"/>
+          <w:color w:val="1A1A1A"/>
+          <w:sz w:val="22"/>
+          <w:szCs w:val="22"/>
+        </w:rPr>
+        <w:t xml:space="preserve">I will treat attendees, co-panelists, moderators, and NACBA staff with respect and professional courtesy, before, during, and after the program.</w:t>
+      </w:r>
+    </w:p>
+    <w:p>
+      <w:pPr>
+        <w:pStyle w:val="ListParagraph"/>
+        <w:numPr>
+          <w:ilvl w:val="0"/>
+          <w:numId w:val="2"/>
+        </w:numPr>
+        <w:spacing w:after="90"/>
+      </w:pPr>
+      <w:r>
+        <w:rPr>
+          <w:rFonts w:ascii="Calibri" w:cs="Calibri" w:eastAsia="Calibri" w:hAnsi="Calibri"/>
+          <w:color w:val="1A1A1A"/>
+          <w:sz w:val="22"/>
+          <w:szCs w:val="22"/>
+        </w:rPr>
+        <w:t xml:space="preserve">My presentation and materials will be free of language that demeans or stereotypes any person or group, including on the basis of race, color, national origin, ethnicity, religion, sex, sexual orientation, gender identity or expression, age, disability, or veteran status.</w:t>
+      </w:r>
+    </w:p>
+    <w:p>
+      <w:pPr>
+        <w:pStyle w:val="ListParagraph"/>
+        <w:numPr>
+          <w:ilvl w:val="0"/>
+          <w:numId w:val="2"/>
+        </w:numPr>
+        <w:spacing w:after="90"/>
+      </w:pPr>
+      <w:r>
+        <w:rPr>
+          <w:rFonts w:ascii="Calibri" w:cs="Calibri" w:eastAsia="Calibri" w:hAnsi="Calibri"/>
+          <w:color w:val="1A1A1A"/>
+          <w:sz w:val="22"/>
+          <w:szCs w:val="22"/>
+        </w:rPr>
+        <w:t xml:space="preserve">Examples, hypotheticals, and humor will be chosen so that they include, rather than exclude, the full range of NACBA's membership.</w:t>
+      </w:r>
+    </w:p>
+    <w:p>
+      <w:pPr>
+        <w:pStyle w:val="ListParagraph"/>
+        <w:numPr>
+          <w:ilvl w:val="0"/>
+          <w:numId w:val="2"/>
+        </w:numPr>
+        <w:spacing w:after="90"/>
+      </w:pPr>
+      <w:r>
+        <w:rPr>
+          <w:rFonts w:ascii="Calibri" w:cs="Calibri" w:eastAsia="Calibri" w:hAnsi="Calibri"/>
+          <w:color w:val="1A1A1A"/>
+          <w:sz w:val="22"/>
+          <w:szCs w:val="22"/>
+        </w:rPr>
+        <w:t xml:space="preserve">Consumer bankruptcy clients are people in financial distress. I will speak about debtors in terms that do not stigmatize them for seeking relief the law provides.</w:t>
+      </w:r>
+    </w:p>
+    <w:p>
+      <w:pPr>
+        <w:pStyle w:val="ListParagraph"/>
+        <w:numPr>
+          <w:ilvl w:val="0"/>
+          <w:numId w:val="2"/>
+        </w:numPr>
+        <w:spacing w:after="90"/>
+      </w:pPr>
+      <w:r>
+        <w:rPr>
+          <w:rFonts w:ascii="Calibri" w:cs="Calibri" w:eastAsia="Calibri" w:hAnsi="Calibri"/>
+          <w:color w:val="1A1A1A"/>
+          <w:sz w:val="22"/>
+          <w:szCs w:val="22"/>
+        </w:rPr>
+        <w:t xml:space="preserve">If a concern is raised about my conduct or content, I will engage with NACBA in good faith to address it.</w:t>
+      </w:r>
+    </w:p>
+    <w:p>
+      <w:pPr>
+        <w:spacing w:before="200"/>
+      </w:pPr>
+    </w:p>
+    <w:tbl>
+      <w:tblPr>
+        <w:tblW w:type="dxa" w:w="10080"/>
+        <w:tblBorders>
+          <w:top w:val="single" w:color="4F98CA" w:sz="2"/>
+          <w:left w:val="single" w:color="4F98CA" w:sz="18"/>
+          <w:bottom w:val="single" w:color="4F98CA" w:sz="2"/>
+          <w:right w:val="single" w:color="4F98CA" w:sz="2"/>
+          <w:insideH w:val="none"/>
+          <w:insideV w:val="none"/>
+        </w:tblBorders>
+      </w:tblPr>
+      <w:tblGrid>
+        <w:gridCol w:w="10080"/>
+      </w:tblGrid>
+      <w:tr>
+        <w:tc>
+          <w:tcPr>
+            <w:tcW w:type="dxa" w:w="10080"/>
+            <w:shd w:fill="F2F8FC" w:val="clear"/>
+            <w:tcMar>
+              <w:top w:type="dxa" w:w="160"/>
+              <w:left w:type="dxa" w:w="200"/>
+              <w:bottom w:type="dxa" w:w="160"/>
+              <w:right w:type="dxa" w:w="200"/>
+            </w:tcMar>
+          </w:tcPr>
+          <w:p>
+            <w:pPr>
+              <w:spacing w:after="90"/>
+            </w:pPr>
+            <w:r>
+              <w:rPr>
+                <w:rFonts w:ascii="Calibri" w:cs="Calibri" w:eastAsia="Calibri" w:hAnsi="Calibri"/>
+                <w:b/>
+                <w:bCs/>
+                <w:caps/>
+                <w:color w:val="1D6091"/>
+                <w:spacing w:val="20"/>
+                <w:sz w:val="20"/>
+                <w:szCs w:val="20"/>
+              </w:rPr>
+              <w:t xml:space="preserve">NACBA's Diversity, Equity, and Inclusion Policy</w:t>
+            </w:r>
+          </w:p>
+          <w:p>
+            <w:pPr>
+              <w:spacing w:after="0"/>
+            </w:pPr>
+            <w:r>
+              <w:rPr>
+                <w:rFonts w:ascii="Calibri" w:cs="Calibri" w:eastAsia="Calibri" w:hAnsi="Calibri"/>
+                <w:color w:val="1A1A1A"/>
+                <w:sz w:val="21"/>
+                <w:szCs w:val="21"/>
+              </w:rPr>
+              <w:t xml:space="preserve">[INSERT: link to the policy, or attach it to this agreement. Staff — replace this box before the agreement is sent to any speaker.]</w:t>
+            </w:r>
+          </w:p>
+        </w:tc>
+      </w:tr>
+    </w:tbl>
+    <w:p>
+      <w:pPr>
+        <w:spacing w:after="140" w:before="340"/>
+      </w:pPr>
+      <w:r>
+        <w:rPr>
+          <w:rFonts w:ascii="Calibri" w:cs="Calibri" w:eastAsia="Calibri" w:hAnsi="Calibri"/>
+          <w:b/>
+          <w:bCs/>
+          <w:color w:val="0B243A"/>
+          <w:sz w:val="26"/>
+          <w:szCs w:val="26"/>
+        </w:rPr>
         <w:t xml:space="preserve">Exceptions noted by the speaker</w:t>
       </w:r>
     </w:p>
@@ -594,7 +1011,7 @@
           <w:sz w:val="22"/>
           <w:szCs w:val="22"/>
         </w:rPr>
-        <w:t xml:space="preserve">[If any material is not your own or carries restrictions, describe it here. If none, write “none.”]</w:t>
+        <w:t xml:space="preserve">[If any material is not your own or carries restrictions, or if you have a vendor relationship to disclose under the section above, describe it here. If none, write “none.”]</w:t>
       </w:r>
     </w:p>
     <w:p>
